--- a/FysiekeOntwerpopdrachten/Feedback logboek.docx
+++ b/FysiekeOntwerpopdrachten/Feedback logboek.docx
@@ -778,6 +778,15 @@
                 <w:lang w:val="nl-NL"/>
               </w:rPr>
             </w:pPr>
+            <w:r>
+              <w:rPr>
+                <w:rFonts w:ascii="Calibri Light" w:hAnsi="Calibri Light" w:cs="Calibri Light"/>
+                <w:sz w:val="22"/>
+                <w:szCs w:val="22"/>
+                <w:lang w:val="nl-NL"/>
+              </w:rPr>
+              <w:t>Werkte goed samen.</w:t>
+            </w:r>
           </w:p>
         </w:tc>
       </w:tr>
@@ -827,6 +836,15 @@
                 <w:lang w:val="nl-NL"/>
               </w:rPr>
             </w:pPr>
+            <w:r>
+              <w:rPr>
+                <w:rFonts w:ascii="Calibri Light" w:hAnsi="Calibri Light" w:cs="Calibri Light"/>
+                <w:sz w:val="22"/>
+                <w:szCs w:val="22"/>
+                <w:lang w:val="nl-NL"/>
+              </w:rPr>
+              <w:t>Dit voelde heel fijn, want we waren snel klaar.</w:t>
+            </w:r>
           </w:p>
         </w:tc>
       </w:tr>
@@ -1212,6 +1230,24 @@
                 <w:lang w:val="nl-NL"/>
               </w:rPr>
             </w:pPr>
+            <w:r>
+              <w:rPr>
+                <w:rFonts w:ascii="Calibri Light" w:hAnsi="Calibri Light" w:cs="Calibri Light"/>
+                <w:sz w:val="22"/>
+                <w:szCs w:val="22"/>
+                <w:lang w:val="nl-NL"/>
+              </w:rPr>
+              <w:t>De samenwerking was goed.</w:t>
+            </w:r>
+            <w:r>
+              <w:rPr>
+                <w:rFonts w:ascii="Calibri Light" w:hAnsi="Calibri Light" w:cs="Calibri Light"/>
+                <w:sz w:val="22"/>
+                <w:szCs w:val="22"/>
+                <w:lang w:val="nl-NL"/>
+              </w:rPr>
+              <w:t xml:space="preserve"> Je deed goed je best.</w:t>
+            </w:r>
           </w:p>
         </w:tc>
       </w:tr>
@@ -1261,6 +1297,15 @@
                 <w:lang w:val="nl-NL"/>
               </w:rPr>
             </w:pPr>
+            <w:r>
+              <w:rPr>
+                <w:rFonts w:ascii="Calibri Light" w:hAnsi="Calibri Light" w:cs="Calibri Light"/>
+                <w:sz w:val="22"/>
+                <w:szCs w:val="22"/>
+                <w:lang w:val="nl-NL"/>
+              </w:rPr>
+              <w:t>Dit zorgde voor een fijne werksfeer.</w:t>
+            </w:r>
           </w:p>
         </w:tc>
       </w:tr>
@@ -1394,6 +1439,15 @@
                 <w:lang w:val="nl-NL"/>
               </w:rPr>
             </w:pPr>
+            <w:r>
+              <w:rPr>
+                <w:rFonts w:ascii="Calibri Light" w:hAnsi="Calibri Light" w:cs="Calibri Light"/>
+                <w:sz w:val="22"/>
+                <w:szCs w:val="22"/>
+                <w:lang w:val="nl-NL"/>
+              </w:rPr>
+              <w:t>Soms snapte je sommige dingen niet.</w:t>
+            </w:r>
           </w:p>
         </w:tc>
       </w:tr>
@@ -1443,6 +1497,15 @@
                 <w:lang w:val="nl-NL"/>
               </w:rPr>
             </w:pPr>
+            <w:r>
+              <w:rPr>
+                <w:rFonts w:ascii="Calibri Light" w:hAnsi="Calibri Light" w:cs="Calibri Light"/>
+                <w:sz w:val="22"/>
+                <w:szCs w:val="22"/>
+                <w:lang w:val="nl-NL"/>
+              </w:rPr>
+              <w:t>Hierdoor duurde het soms een beetje lang.</w:t>
+            </w:r>
           </w:p>
         </w:tc>
       </w:tr>
@@ -7545,18 +7608,18 @@
 </file>
 
 <file path=customXml/item1.xml><?xml version="1.0" encoding="utf-8"?>
-<p:properties xmlns:p="http://schemas.microsoft.com/office/2006/metadata/properties" xmlns:xsi="http://www.w3.org/2001/XMLSchema-instance" xmlns:pc="http://schemas.microsoft.com/office/infopath/2007/PartnerControls">
-  <documentManagement/>
-</p:properties>
-</file>
-
-<file path=customXml/item2.xml><?xml version="1.0" encoding="utf-8"?>
 <?mso-contentType ?>
 <FormTemplates xmlns="http://schemas.microsoft.com/sharepoint/v3/contenttype/forms">
   <Display>DocumentLibraryForm</Display>
   <Edit>DocumentLibraryForm</Edit>
   <New>DocumentLibraryForm</New>
 </FormTemplates>
+</file>
+
+<file path=customXml/item2.xml><?xml version="1.0" encoding="utf-8"?>
+<p:properties xmlns:p="http://schemas.microsoft.com/office/2006/metadata/properties" xmlns:xsi="http://www.w3.org/2001/XMLSchema-instance" xmlns:pc="http://schemas.microsoft.com/office/infopath/2007/PartnerControls">
+  <documentManagement/>
+</p:properties>
 </file>
 
 <file path=customXml/item3.xml><?xml version="1.0" encoding="utf-8"?>
@@ -7739,18 +7802,18 @@
 </file>
 
 <file path=customXml/itemProps1.xml><?xml version="1.0" encoding="utf-8"?>
-<ds:datastoreItem xmlns:ds="http://schemas.openxmlformats.org/officeDocument/2006/customXml" ds:itemID="{4C5F9F6A-0363-46D2-AB53-553ADA69290A}">
+<ds:datastoreItem xmlns:ds="http://schemas.openxmlformats.org/officeDocument/2006/customXml" ds:itemID="{1417D71D-DAC3-4822-B203-594E4FC0053A}">
   <ds:schemaRefs>
-    <ds:schemaRef ds:uri="http://schemas.microsoft.com/office/2006/metadata/properties"/>
-    <ds:schemaRef ds:uri="http://schemas.microsoft.com/office/infopath/2007/PartnerControls"/>
+    <ds:schemaRef ds:uri="http://schemas.microsoft.com/sharepoint/v3/contenttype/forms"/>
   </ds:schemaRefs>
 </ds:datastoreItem>
 </file>
 
 <file path=customXml/itemProps2.xml><?xml version="1.0" encoding="utf-8"?>
-<ds:datastoreItem xmlns:ds="http://schemas.openxmlformats.org/officeDocument/2006/customXml" ds:itemID="{1417D71D-DAC3-4822-B203-594E4FC0053A}">
+<ds:datastoreItem xmlns:ds="http://schemas.openxmlformats.org/officeDocument/2006/customXml" ds:itemID="{4C5F9F6A-0363-46D2-AB53-553ADA69290A}">
   <ds:schemaRefs>
-    <ds:schemaRef ds:uri="http://schemas.microsoft.com/sharepoint/v3/contenttype/forms"/>
+    <ds:schemaRef ds:uri="http://schemas.microsoft.com/office/2006/metadata/properties"/>
+    <ds:schemaRef ds:uri="http://schemas.microsoft.com/office/infopath/2007/PartnerControls"/>
   </ds:schemaRefs>
 </ds:datastoreItem>
 </file>
